--- a/원고/3부/러시아어_컨설턴트_35아크.docx
+++ b/원고/3부/러시아어_컨설턴트_35아크.docx
@@ -2311,6 +2311,24 @@
           <w:bCs/>
           <w:b/>
         </w:rPr>
+        <w:t xml:space="preserve">Кирилл:</w:t>
+      </w:r>
+      <w:r>
+        <w:t xml:space="preserve"> </w:t>
+      </w:r>
+      <w:r>
+        <w:t xml:space="preserve">У Булгакова сказано: «…трусость, несомненно, один из самых страшных пороков». Автор письма свою трусость победил. Значит, и у нас нет права на неё — даже когда молчать удобнее.</w:t>
+      </w:r>
+    </w:p>
+    <w:p>
+      <w:pPr>
+        <w:pStyle w:val="BodyText"/>
+      </w:pPr>
+      <w:r>
+        <w:rPr>
+          <w:bCs/>
+          <w:b/>
+        </w:rPr>
         <w:t xml:space="preserve">Настя:</w:t>
       </w:r>
       <w:r>
@@ -2684,6 +2702,42 @@
       </w:r>
       <w:r>
         <w:t xml:space="preserve">Просто — «Спасибо, что не спросили кто я. Спасибо, что защитили».</w:t>
+      </w:r>
+    </w:p>
+    <w:p>
+      <w:pPr>
+        <w:pStyle w:val="BodyText"/>
+      </w:pPr>
+      <w:r>
+        <w:rPr>
+          <w:bCs/>
+          <w:b/>
+        </w:rPr>
+        <w:t xml:space="preserve">Вениамин:</w:t>
+      </w:r>
+      <w:r>
+        <w:t xml:space="preserve"> </w:t>
+      </w:r>
+      <w:r>
+        <w:t xml:space="preserve">(Помолчав) И в самом конце ещё две строчки, без подписи: «Поэтом можешь ты не быть, / Но гражданином быть обязан».</w:t>
+      </w:r>
+    </w:p>
+    <w:p>
+      <w:pPr>
+        <w:pStyle w:val="BodyText"/>
+      </w:pPr>
+      <w:r>
+        <w:rPr>
+          <w:bCs/>
+          <w:b/>
+        </w:rPr>
+        <w:t xml:space="preserve">Кирилл:</w:t>
+      </w:r>
+      <w:r>
+        <w:t xml:space="preserve"> </w:t>
+      </w:r>
+      <w:r>
+        <w:t xml:space="preserve">Некрасов… Лучше и не скажешь о том, что этот человек сделал.</w:t>
       </w:r>
     </w:p>
     <w:p>

--- a/원고/3부/러시아어_컨설턴트_35아크.docx
+++ b/원고/3부/러시아어_컨설턴트_35아크.docx
@@ -3386,6 +3386,222 @@
       </w:r>
       <w:r>
         <w:t xml:space="preserve">Спокойной ночи.</w:t>
+      </w:r>
+    </w:p>
+    <w:p>
+      <w:r>
+        <w:br w:type="page"/>
+      </w:r>
+    </w:p>
+    <w:p>
+      <w:pPr>
+        <w:pStyle w:val="BodyText"/>
+      </w:pPr>
+      <w:r>
+        <w:rPr>
+          <w:b/>
+          <w:bCs/>
+          <w:sz w:val="32"/>
+          <w:szCs w:val="32"/>
+        </w:rPr>
+        <w:t xml:space="preserve">📚 인용 해설 노트 — 35아크</w:t>
+      </w:r>
+    </w:p>
+    <w:p>
+      <w:pPr>
+        <w:pStyle w:val="BodyText"/>
+      </w:pPr>
+      <w:r>
+        <w:rPr/>
+        <w:t xml:space="preserve">이 화에 나온 러시아 고전 인용과 속담의 뜻, 원작 맥락, 쓰인 장면, 실제 대화에서 쓰는 요령을 정리했습니다.</w:t>
+      </w:r>
+    </w:p>
+    <w:p>
+      <w:pPr>
+        <w:pStyle w:val="BodyText"/>
+      </w:pPr>
+      <w:r>
+        <w:rPr>
+          <w:b/>
+          <w:bCs/>
+          <w:sz w:val="24"/>
+          <w:szCs w:val="24"/>
+        </w:rPr>
+        <w:t xml:space="preserve">인용 1 · «Поэтом можешь ты не быть, / Но гражданином быть обязан»</w:t>
+      </w:r>
+    </w:p>
+    <w:p>
+      <w:pPr>
+        <w:pStyle w:val="BodyText"/>
+      </w:pPr>
+      <w:r>
+        <w:rPr>
+          <w:b/>
+          <w:bCs/>
+        </w:rPr>
+        <w:t xml:space="preserve">출전: </w:t>
+      </w:r>
+      <w:r>
+        <w:rPr/>
+        <w:t xml:space="preserve">니콜라이 네크라소프(Н. А. Некрасов), 시 「시인과 시민」(1856)</w:t>
+      </w:r>
+    </w:p>
+    <w:p>
+      <w:pPr>
+        <w:pStyle w:val="BodyText"/>
+      </w:pPr>
+      <w:r>
+        <w:rPr>
+          <w:b/>
+          <w:bCs/>
+        </w:rPr>
+        <w:t xml:space="preserve">뜻: </w:t>
+      </w:r>
+      <w:r>
+        <w:rPr/>
+        <w:t xml:space="preserve">시인은 아니어도 되지만, 시민이어야 할 의무는 있다.</w:t>
+      </w:r>
+    </w:p>
+    <w:p>
+      <w:pPr>
+        <w:pStyle w:val="BodyText"/>
+      </w:pPr>
+      <w:r>
+        <w:rPr>
+          <w:b/>
+          <w:bCs/>
+        </w:rPr>
+        <w:t xml:space="preserve">원작·유래: </w:t>
+      </w:r>
+      <w:r>
+        <w:rPr/>
+        <w:t xml:space="preserve">시인과 시민이 대화하는 형식의 시로, 예술가도 사회적 책임을 피할 수 없다는 메시지를 담았습니다. 오늘날에는 '전문가이기 전에 시민으로서 책임을 다하라'는 뜻으로 폭넓게 인용됩니다.</w:t>
+      </w:r>
+    </w:p>
+    <w:p>
+      <w:pPr>
+        <w:pStyle w:val="BodyText"/>
+      </w:pPr>
+      <w:r>
+        <w:rPr>
+          <w:b/>
+          <w:bCs/>
+        </w:rPr>
+        <w:t xml:space="preserve">이 화에서: </w:t>
+      </w:r>
+      <w:r>
+        <w:rPr/>
+        <w:t xml:space="preserve">CFO의 회계 조작을 익명으로 제보한 젊은 분석가가 마지막 메시지 끝에 서명 없이 남긴 두 줄입니다. 키릴이 '이보다 더 잘 말할 수는 없다'고 답합니다.</w:t>
+      </w:r>
+    </w:p>
+    <w:p>
+      <w:pPr>
+        <w:pStyle w:val="BodyText"/>
+      </w:pPr>
+      <w:r>
+        <w:rPr>
+          <w:b/>
+          <w:bCs/>
+        </w:rPr>
+        <w:t xml:space="preserve">대화 활용 팁: </w:t>
+      </w:r>
+      <w:r>
+        <w:rPr/>
+        <w:t xml:space="preserve">공익 제보, 직업윤리, 사회적 책임을 이야기할 때 씁니다. 거창하게 들릴 수 있으니 이 장면처럼 실제 용기 있는 행동을 기릴 때 쓰는 것이 가장 자연스럽습니다.</w:t>
+      </w:r>
+    </w:p>
+    <w:p>
+      <w:pPr>
+        <w:pStyle w:val="BodyText"/>
+      </w:pPr>
+      <w:r>
+        <w:rPr>
+          <w:b/>
+          <w:bCs/>
+          <w:sz w:val="24"/>
+          <w:szCs w:val="24"/>
+        </w:rPr>
+        <w:t xml:space="preserve">인용 2 · «…трусость, несомненно, один из самых страшных пороков»</w:t>
+      </w:r>
+    </w:p>
+    <w:p>
+      <w:pPr>
+        <w:pStyle w:val="BodyText"/>
+      </w:pPr>
+      <w:r>
+        <w:rPr>
+          <w:b/>
+          <w:bCs/>
+        </w:rPr>
+        <w:t xml:space="preserve">출전: </w:t>
+      </w:r>
+      <w:r>
+        <w:rPr/>
+        <w:t xml:space="preserve">미하일 불가코프, 『거장과 마르가리타』 26장 등</w:t>
+      </w:r>
+    </w:p>
+    <w:p>
+      <w:pPr>
+        <w:pStyle w:val="BodyText"/>
+      </w:pPr>
+      <w:r>
+        <w:rPr>
+          <w:b/>
+          <w:bCs/>
+        </w:rPr>
+        <w:t xml:space="preserve">뜻: </w:t>
+      </w:r>
+      <w:r>
+        <w:rPr/>
+        <w:t xml:space="preserve">비겁함은 분명 가장 무서운 악덕 가운데 하나다.</w:t>
+      </w:r>
+    </w:p>
+    <w:p>
+      <w:pPr>
+        <w:pStyle w:val="BodyText"/>
+      </w:pPr>
+      <w:r>
+        <w:rPr>
+          <w:b/>
+          <w:bCs/>
+        </w:rPr>
+        <w:t xml:space="preserve">원작·유래: </w:t>
+      </w:r>
+      <w:r>
+        <w:rPr/>
+        <w:t xml:space="preserve">예슈아의 말로 소설에 여러 번 나오는 문장입니다. 빌라도는 비겁함 때문에 예슈아를 구하지 못하고, 이천 년 동안 그 죄책감에 시달립니다. 소설에서는 '아니, 그것이 가장 무서운 악덕이다'로 한 단계 더 강조됩니다.</w:t>
+      </w:r>
+    </w:p>
+    <w:p>
+      <w:pPr>
+        <w:pStyle w:val="BodyText"/>
+      </w:pPr>
+      <w:r>
+        <w:rPr>
+          <w:b/>
+          <w:bCs/>
+        </w:rPr>
+        <w:t xml:space="preserve">이 화에서: </w:t>
+      </w:r>
+      <w:r>
+        <w:rPr/>
+        <w:t xml:space="preserve">회사가 진실을 다 밝히지 못한 데 대한 고민 속에서, 키릴이 '제보자는 자신의 비겁함을 이겼으니 우리에게도 비겁할 권리가 없다'고 말합니다.</w:t>
+      </w:r>
+    </w:p>
+    <w:p>
+      <w:pPr>
+        <w:pStyle w:val="BodyText"/>
+      </w:pPr>
+      <w:r>
+        <w:rPr>
+          <w:b/>
+          <w:bCs/>
+        </w:rPr>
+        <w:t xml:space="preserve">대화 활용 팁: </w:t>
+      </w:r>
+      <w:r>
+        <w:rPr/>
+        <w:t xml:space="preserve">용기 있는 결정을 촉구하거나, 침묵이 편한 상황에서 원칙을 지키자고 할 때 씁니다. 상대를 비겁하다고 몰아세우는 데 쓰면 관계가 크게 상할 수 있습니다.</w:t>
       </w:r>
     </w:p>
     <w:sectPr/>
